--- a/fuentes/62360025_CF01_DU.docx
+++ b/fuentes/62360025_CF01_DU.docx
@@ -639,7 +639,15 @@
                 <w:spacing w:val="20"/>
                 <w:lang w:val="es-ES"/>
               </w:rPr>
-              <w:t xml:space="preserve"> Marketing</w:t>
+              <w:t xml:space="preserve"> </w:t>
+            </w:r>
+            <w:r>
+              <w:rPr>
+                <w:rStyle w:val="Extranjerismo"/>
+                <w:noProof/>
+                <w:lang w:val="es-ES"/>
+              </w:rPr>
+              <w:t>Marketing</w:t>
             </w:r>
             <w:r>
               <w:rPr>
@@ -869,17 +877,16 @@
             </w:r>
             <w:r>
               <w:rPr>
+                <w:rStyle w:val="Extranjerismo"/>
+                <w:noProof/>
+                <w:lang w:val="es-ES"/>
+              </w:rPr>
+              <w:t>marketing</w:t>
+            </w:r>
+            <w:r>
+              <w:rPr>
                 <w:rStyle w:val="Hipervnculo"/>
                 <w:noProof/>
-                <w:spacing w:val="20"/>
-                <w:lang w:val="es-ES"/>
-              </w:rPr>
-              <w:t>marketing</w:t>
-            </w:r>
-            <w:r>
-              <w:rPr>
-                <w:rStyle w:val="Hipervnculo"/>
-                <w:noProof/>
               </w:rPr>
               <w:t xml:space="preserve"> digital en la relación con clientes</w:t>
             </w:r>
@@ -922,7 +929,7 @@
                 <w:noProof/>
                 <w:webHidden/>
               </w:rPr>
-              <w:t>21</w:t>
+              <w:t>22</w:t>
             </w:r>
             <w:r>
               <w:rPr>
@@ -995,7 +1002,7 @@
                 <w:noProof/>
                 <w:webHidden/>
               </w:rPr>
-              <w:t>27</w:t>
+              <w:t>29</w:t>
             </w:r>
             <w:r>
               <w:rPr>
@@ -1068,7 +1075,7 @@
                 <w:noProof/>
                 <w:webHidden/>
               </w:rPr>
-              <w:t>27</w:t>
+              <w:t>29</w:t>
             </w:r>
             <w:r>
               <w:rPr>
@@ -1141,7 +1148,7 @@
                 <w:noProof/>
                 <w:webHidden/>
               </w:rPr>
-              <w:t>30</w:t>
+              <w:t>32</w:t>
             </w:r>
             <w:r>
               <w:rPr>
@@ -1214,7 +1221,7 @@
                 <w:noProof/>
                 <w:webHidden/>
               </w:rPr>
-              <w:t>32</w:t>
+              <w:t>34</w:t>
             </w:r>
             <w:r>
               <w:rPr>
@@ -1287,7 +1294,7 @@
                 <w:noProof/>
                 <w:webHidden/>
               </w:rPr>
-              <w:t>37</w:t>
+              <w:t>39</w:t>
             </w:r>
             <w:r>
               <w:rPr>
@@ -1360,7 +1367,7 @@
                 <w:noProof/>
                 <w:webHidden/>
               </w:rPr>
-              <w:t>41</w:t>
+              <w:t>43</w:t>
             </w:r>
             <w:r>
               <w:rPr>
@@ -1433,7 +1440,7 @@
                 <w:noProof/>
                 <w:webHidden/>
               </w:rPr>
-              <w:t>41</w:t>
+              <w:t>43</w:t>
             </w:r>
             <w:r>
               <w:rPr>
@@ -1506,7 +1513,7 @@
                 <w:noProof/>
                 <w:webHidden/>
               </w:rPr>
-              <w:t>43</w:t>
+              <w:t>45</w:t>
             </w:r>
             <w:r>
               <w:rPr>
@@ -1579,7 +1586,7 @@
                 <w:noProof/>
                 <w:webHidden/>
               </w:rPr>
-              <w:t>43</w:t>
+              <w:t>45</w:t>
             </w:r>
             <w:r>
               <w:rPr>
@@ -1652,7 +1659,7 @@
                 <w:noProof/>
                 <w:webHidden/>
               </w:rPr>
-              <w:t>44</w:t>
+              <w:t>46</w:t>
             </w:r>
             <w:r>
               <w:rPr>
@@ -1725,7 +1732,7 @@
                 <w:noProof/>
                 <w:webHidden/>
               </w:rPr>
-              <w:t>46</w:t>
+              <w:t>48</w:t>
             </w:r>
             <w:r>
               <w:rPr>
@@ -1798,7 +1805,7 @@
                 <w:noProof/>
                 <w:webHidden/>
               </w:rPr>
-              <w:t>51</w:t>
+              <w:t>53</w:t>
             </w:r>
             <w:r>
               <w:rPr>
@@ -1871,7 +1878,7 @@
                 <w:noProof/>
                 <w:webHidden/>
               </w:rPr>
-              <w:t>53</w:t>
+              <w:t>55</w:t>
             </w:r>
             <w:r>
               <w:rPr>
@@ -1944,7 +1951,7 @@
                 <w:noProof/>
                 <w:webHidden/>
               </w:rPr>
-              <w:t>54</w:t>
+              <w:t>56</w:t>
             </w:r>
             <w:r>
               <w:rPr>
@@ -2017,7 +2024,7 @@
                 <w:noProof/>
                 <w:webHidden/>
               </w:rPr>
-              <w:t>55</w:t>
+              <w:t>57</w:t>
             </w:r>
             <w:r>
               <w:rPr>
@@ -2090,7 +2097,7 @@
                 <w:noProof/>
                 <w:webHidden/>
               </w:rPr>
-              <w:t>56</w:t>
+              <w:t>58</w:t>
             </w:r>
             <w:r>
               <w:rPr>
@@ -2163,7 +2170,7 @@
                 <w:noProof/>
                 <w:webHidden/>
               </w:rPr>
-              <w:t>57</w:t>
+              <w:t>59</w:t>
             </w:r>
             <w:r>
               <w:rPr>
@@ -2236,7 +2243,7 @@
                 <w:noProof/>
                 <w:webHidden/>
               </w:rPr>
-              <w:t>59</w:t>
+              <w:t>61</w:t>
             </w:r>
             <w:r>
               <w:rPr>
@@ -2272,17 +2279,17 @@
             </w:r>
             <w:r>
               <w:rPr>
+                <w:rStyle w:val="Extranjerismo"/>
+                <w:noProof/>
+                <w:color w:val="1F3864" w:themeColor="accent1" w:themeShade="80"/>
+                <w:u w:val="single"/>
+              </w:rPr>
+              <w:t>feeds</w:t>
+            </w:r>
+            <w:r>
+              <w:rPr>
                 <w:rStyle w:val="Hipervnculo"/>
                 <w:noProof/>
-                <w:spacing w:val="20"/>
-                <w:lang w:val="en-US"/>
-              </w:rPr>
-              <w:t>feeds</w:t>
-            </w:r>
-            <w:r>
-              <w:rPr>
-                <w:rStyle w:val="Hipervnculo"/>
-                <w:noProof/>
               </w:rPr>
               <w:t xml:space="preserve"> informativos según audiencia</w:t>
             </w:r>
@@ -2325,7 +2332,7 @@
                 <w:noProof/>
                 <w:webHidden/>
               </w:rPr>
-              <w:t>59</w:t>
+              <w:t>61</w:t>
             </w:r>
             <w:r>
               <w:rPr>
@@ -2398,7 +2405,7 @@
                 <w:noProof/>
                 <w:webHidden/>
               </w:rPr>
-              <w:t>61</w:t>
+              <w:t>63</w:t>
             </w:r>
             <w:r>
               <w:rPr>
@@ -2471,7 +2478,7 @@
                 <w:noProof/>
                 <w:webHidden/>
               </w:rPr>
-              <w:t>61</w:t>
+              <w:t>63</w:t>
             </w:r>
             <w:r>
               <w:rPr>
@@ -2544,7 +2551,7 @@
                 <w:noProof/>
                 <w:webHidden/>
               </w:rPr>
-              <w:t>63</w:t>
+              <w:t>65</w:t>
             </w:r>
             <w:r>
               <w:rPr>
@@ -2617,7 +2624,7 @@
                 <w:noProof/>
                 <w:webHidden/>
               </w:rPr>
-              <w:t>64</w:t>
+              <w:t>66</w:t>
             </w:r>
             <w:r>
               <w:rPr>
@@ -2690,7 +2697,7 @@
                 <w:noProof/>
                 <w:webHidden/>
               </w:rPr>
-              <w:t>64</w:t>
+              <w:t>66</w:t>
             </w:r>
             <w:r>
               <w:rPr>
@@ -2763,7 +2770,7 @@
                 <w:noProof/>
                 <w:webHidden/>
               </w:rPr>
-              <w:t>65</w:t>
+              <w:t>67</w:t>
             </w:r>
             <w:r>
               <w:rPr>
@@ -2836,7 +2843,7 @@
                 <w:noProof/>
                 <w:webHidden/>
               </w:rPr>
-              <w:t>66</w:t>
+              <w:t>68</w:t>
             </w:r>
             <w:r>
               <w:rPr>
@@ -2909,7 +2916,7 @@
                 <w:noProof/>
                 <w:webHidden/>
               </w:rPr>
-              <w:t>67</w:t>
+              <w:t>69</w:t>
             </w:r>
             <w:r>
               <w:rPr>
@@ -2982,7 +2989,7 @@
                 <w:noProof/>
                 <w:webHidden/>
               </w:rPr>
-              <w:t>68</w:t>
+              <w:t>70</w:t>
             </w:r>
             <w:r>
               <w:rPr>
@@ -3055,7 +3062,7 @@
                 <w:noProof/>
                 <w:webHidden/>
               </w:rPr>
-              <w:t>70</w:t>
+              <w:t>72</w:t>
             </w:r>
             <w:r>
               <w:rPr>
@@ -3128,7 +3135,7 @@
                 <w:noProof/>
                 <w:webHidden/>
               </w:rPr>
-              <w:t>71</w:t>
+              <w:t>73</w:t>
             </w:r>
             <w:r>
               <w:rPr>
@@ -3201,7 +3208,7 @@
                 <w:noProof/>
                 <w:webHidden/>
               </w:rPr>
-              <w:t>72</w:t>
+              <w:t>74</w:t>
             </w:r>
             <w:r>
               <w:rPr>
@@ -3274,7 +3281,7 @@
                 <w:noProof/>
                 <w:webHidden/>
               </w:rPr>
-              <w:t>73</w:t>
+              <w:t>75</w:t>
             </w:r>
             <w:r>
               <w:rPr>
@@ -3332,7 +3339,20 @@
         <w:rPr>
           <w:lang w:val="es-419" w:eastAsia="es-CO"/>
         </w:rPr>
-        <w:t>La administración de comunidades virtuales trasciende la simple publicación de contenidos en redes sociales, ya que implica una gestión estratégica basada en conocimientos de marketing digital, comportamiento del consumidor, comunicación escrita y atención al usuario. Asimismo, requiere analizar las características de las audiencias para diseñar estrategias comunicativas pertinentes, seleccionar adecuadamente los canales digitales y ofrecer experiencias que respondan a las necesidades e intereses de los usuarios.</w:t>
+        <w:t xml:space="preserve">La administración de comunidades virtuales trasciende la simple publicación de contenidos en redes sociales, ya que implica una gestión estratégica basada en conocimientos de </w:t>
+      </w:r>
+      <w:r>
+        <w:rPr>
+          <w:rStyle w:val="Extranjerismo"/>
+          <w:lang w:val="es-419" w:eastAsia="es-CO"/>
+        </w:rPr>
+        <w:t>marketing</w:t>
+      </w:r>
+      <w:r>
+        <w:rPr>
+          <w:lang w:val="es-419" w:eastAsia="es-CO"/>
+        </w:rPr>
+        <w:t xml:space="preserve"> digital, comportamiento del consumidor, comunicación escrita y atención al usuario. Asimismo, requiere analizar las características de las audiencias para diseñar estrategias comunicativas pertinentes, seleccionar adecuadamente los canales digitales y ofrecer experiencias que respondan a las necesidades e intereses de los usuarios.</w:t>
       </w:r>
     </w:p>
     <w:p>
@@ -3383,7 +3403,20 @@
         <w:rPr>
           <w:lang w:val="es-419" w:eastAsia="es-CO"/>
         </w:rPr>
-        <w:t>En el contexto empresarial actual, la transformación tecnológica ha generado cambios significativos en la manera en que las organizaciones se comunican con sus clientes, promocionan sus productos y construyen relaciones comerciales sostenibles. La incorporación de herramientas digitales ha modificado no solo los canales de comunicación, sino también la forma en que las empresas comprenden las necesidades del mercado y responden a ellas. Dentro de este escenario, el marketing digital se ha consolidado como una estrategia fundamental para fortalecer la presencia empresarial en entornos digitales y facilitar la interacción con diferentes públicos.</w:t>
+        <w:t xml:space="preserve">En el contexto empresarial actual, la transformación tecnológica ha generado cambios significativos en la manera en que las organizaciones se comunican con sus clientes, promocionan sus productos y construyen relaciones comerciales sostenibles. La incorporación de herramientas digitales ha modificado no solo los canales de comunicación, sino también la forma en que las empresas comprenden las necesidades del mercado y responden a ellas. Dentro de este escenario, el </w:t>
+      </w:r>
+      <w:r>
+        <w:rPr>
+          <w:rStyle w:val="Extranjerismo"/>
+          <w:lang w:val="es-419" w:eastAsia="es-CO"/>
+        </w:rPr>
+        <w:t>marketing</w:t>
+      </w:r>
+      <w:r>
+        <w:rPr>
+          <w:lang w:val="es-419" w:eastAsia="es-CO"/>
+        </w:rPr>
+        <w:t xml:space="preserve"> digital se ha consolidado como una estrategia fundamental para fortalecer la presencia empresarial en entornos digitales y facilitar la interacción con diferentes públicos.</w:t>
       </w:r>
     </w:p>
     <w:p>
@@ -3422,7 +3455,20 @@
         <w:rPr>
           <w:lang w:val="es-419" w:eastAsia="es-CO"/>
         </w:rPr>
-        <w:t xml:space="preserve">A diferencia de enfoques comerciales tradicionales, el marketing digital permite una comunicación más dinámica y participativa. Mientras que los medios convencionales suelen transmitir mensajes de manera unidireccional, donde la empresa comunica y el consumidor recibe la información, los entornos digitales favorecen una comunicación bidireccional, en la que los usuarios pueden interactuar activamente mediante comentarios, mensajes, reacciones, consultas o </w:t>
+        <w:t xml:space="preserve">A diferencia de enfoques comerciales tradicionales, el </w:t>
+      </w:r>
+      <w:r>
+        <w:rPr>
+          <w:rStyle w:val="Extranjerismo"/>
+          <w:lang w:val="es-419" w:eastAsia="es-CO"/>
+        </w:rPr>
+        <w:t>marketing</w:t>
+      </w:r>
+      <w:r>
+        <w:rPr>
+          <w:lang w:val="es-419" w:eastAsia="es-CO"/>
+        </w:rPr>
+        <w:t xml:space="preserve"> digital permite una comunicación más dinámica y participativa. Mientras que los medios convencionales suelen transmitir mensajes de manera unidireccional, donde la empresa comunica y el consumidor recibe la información, los entornos digitales favorecen una comunicación bidireccional, en la que los usuarios pueden interactuar activamente mediante comentarios, mensajes, reacciones, consultas o </w:t>
       </w:r>
       <w:r>
         <w:rPr>
@@ -3511,7 +3557,13 @@
               <w:pStyle w:val="TextoTablas"/>
             </w:pPr>
             <w:r>
-              <w:t>Marketing tradicional</w:t>
+              <w:rPr>
+                <w:rStyle w:val="Extranjerismo"/>
+              </w:rPr>
+              <w:t>Marketing</w:t>
+            </w:r>
+            <w:r>
+              <w:t> tradicional</w:t>
             </w:r>
           </w:p>
         </w:tc>
@@ -3525,7 +3577,13 @@
               <w:pStyle w:val="TextoTablas"/>
             </w:pPr>
             <w:r>
-              <w:t>Marketing digital</w:t>
+              <w:rPr>
+                <w:rStyle w:val="Extranjerismo"/>
+              </w:rPr>
+              <w:t>Marketing</w:t>
+            </w:r>
+            <w:r>
+              <w:t> digital</w:t>
             </w:r>
           </w:p>
         </w:tc>
@@ -3861,7 +3919,20 @@
         <w:rPr>
           <w:lang w:val="es-419" w:eastAsia="es-CO"/>
         </w:rPr>
-        <w:t>Este comparativo permite reconocer que el marketing digital ofrece ventajas relacionadas con la interacción, la capacidad de adaptación y la optimización de recursos, aspectos especialmente relevantes para organizaciones que buscan fortalecer su comunicación con los clientes.</w:t>
+        <w:t xml:space="preserve">Este comparativo permite reconocer que el </w:t>
+      </w:r>
+      <w:r>
+        <w:rPr>
+          <w:rStyle w:val="Extranjerismo"/>
+          <w:lang w:val="es-419" w:eastAsia="es-CO"/>
+        </w:rPr>
+        <w:t>marketing</w:t>
+      </w:r>
+      <w:r>
+        <w:rPr>
+          <w:lang w:val="es-419" w:eastAsia="es-CO"/>
+        </w:rPr>
+        <w:t xml:space="preserve"> digital ofrece ventajas relacionadas con la interacción, la capacidad de adaptación y la optimización de recursos, aspectos especialmente relevantes para organizaciones que buscan fortalecer su comunicación con los clientes.</w:t>
       </w:r>
     </w:p>
     <w:p>
@@ -4301,7 +4372,20 @@
         <w:rPr>
           <w:lang w:val="es-419" w:eastAsia="es-CO"/>
         </w:rPr>
-        <w:t>Otro elemento que explica la importancia del marketing digital es la evolución del comportamiento del consumidor. Actualmente, gran parte de las decisiones de compra se inician en entornos digitales. Antes de adquirir un producto o contratar un servicio, muchas personas buscan información, comparan opciones, consultan opiniones, revisan perfiles empresariales y evalúan la credibilidad de una organización a partir de su presencia digital.</w:t>
+        <w:t xml:space="preserve">Otro elemento que explica la importancia del </w:t>
+      </w:r>
+      <w:r>
+        <w:rPr>
+          <w:rStyle w:val="Extranjerismo"/>
+          <w:lang w:val="es-419" w:eastAsia="es-CO"/>
+        </w:rPr>
+        <w:t>marketing</w:t>
+      </w:r>
+      <w:r>
+        <w:rPr>
+          <w:lang w:val="es-419" w:eastAsia="es-CO"/>
+        </w:rPr>
+        <w:t xml:space="preserve"> digital es la evolución del comportamiento del consumidor. Actualmente, gran parte de las decisiones de compra se inician en entornos digitales. Antes de adquirir un producto o contratar un servicio, muchas personas buscan información, comparan opciones, consultan opiniones, revisan perfiles empresariales y evalúan la credibilidad de una organización a partir de su presencia digital.</w:t>
       </w:r>
     </w:p>
     <w:p>
@@ -4497,7 +4581,20 @@
         <w:rPr>
           <w:lang w:val="es-419" w:eastAsia="es-CO"/>
         </w:rPr>
-        <w:t>Además de facilitar procesos comerciales, el marketing digital fortalece la construcción de relaciones sostenibles con los clientes. La posibilidad de mantener una comunicación frecuente, resolver inquietudes oportunamente y ofrecer información útil mejora la experiencia del usuario y favorece la generación de confianza.</w:t>
+        <w:t xml:space="preserve">Además de facilitar procesos comerciales, el </w:t>
+      </w:r>
+      <w:r>
+        <w:rPr>
+          <w:rStyle w:val="Extranjerismo"/>
+          <w:lang w:val="es-419" w:eastAsia="es-CO"/>
+        </w:rPr>
+        <w:t>marketing</w:t>
+      </w:r>
+      <w:r>
+        <w:rPr>
+          <w:lang w:val="es-419" w:eastAsia="es-CO"/>
+        </w:rPr>
+        <w:t xml:space="preserve"> digital fortalece la construcción de relaciones sostenibles con los clientes. La posibilidad de mantener una comunicación frecuente, resolver inquietudes oportunamente y ofrecer información útil mejora la experiencia del usuario y favorece la generación de confianza.</w:t>
       </w:r>
     </w:p>
     <w:p>
@@ -5546,23 +5643,27 @@
         <w:pStyle w:val="Video"/>
       </w:pPr>
       <w:r>
-        <w:t>Ejemplo de registro y verificación con cuentas T</w:t>
-      </w:r>
-    </w:p>
-    <w:p>
-      <w:pPr>
-        <w:ind w:hanging="142"/>
-        <w:jc w:val="center"/>
+        <w:t>Redes sociales: herramientas estratégicas para la comunicación empresarial</w:t>
+      </w:r>
+    </w:p>
+    <w:p>
+      <w:pPr>
+        <w:pStyle w:val="Video"/>
+        <w:numPr>
+          <w:ilvl w:val="0"/>
+          <w:numId w:val="0"/>
+        </w:numPr>
+        <w:ind w:left="1134"/>
       </w:pPr>
       <w:r>
         <w:rPr>
           <w:noProof/>
         </w:rPr>
         <w:drawing>
-          <wp:inline distT="0" distB="0" distL="0" distR="0" wp14:anchorId="0D76CD87" wp14:editId="21B77D66">
-            <wp:extent cx="4680000" cy="2632383"/>
+          <wp:inline distT="0" distB="0" distL="0" distR="0" wp14:anchorId="7BBFD6CD" wp14:editId="7BE6DB8D">
+            <wp:extent cx="4680000" cy="2632500"/>
             <wp:effectExtent l="0" t="0" r="6350" b="0"/>
-            <wp:docPr id="2" name="Imagen 2">
+            <wp:docPr id="5" name="Imagen 5">
               <a:extLst xmlns:a="http://schemas.openxmlformats.org/drawingml/2006/main">
                 <a:ext uri="{C183D7F6-B498-43B3-948B-1728B52AA6E4}">
                   <adec:decorative xmlns:adec="http://schemas.microsoft.com/office/drawing/2017/decorative" val="1"/>
@@ -5576,14 +5677,16 @@
               <a:graphicData uri="http://schemas.openxmlformats.org/drawingml/2006/picture">
                 <pic:pic xmlns:pic="http://schemas.openxmlformats.org/drawingml/2006/picture">
                   <pic:nvPicPr>
-                    <pic:cNvPr id="1" name="Imagen 1">
+                    <pic:cNvPr id="5" name="Imagen 5">
                       <a:extLst>
                         <a:ext uri="{C183D7F6-B498-43B3-948B-1728B52AA6E4}">
                           <adec:decorative xmlns:adec="http://schemas.microsoft.com/office/drawing/2017/decorative" val="1"/>
                         </a:ext>
                       </a:extLst>
                     </pic:cNvPr>
-                    <pic:cNvPicPr/>
+                    <pic:cNvPicPr>
+                      <a:picLocks noChangeAspect="1" noChangeArrowheads="1"/>
+                    </pic:cNvPicPr>
                   </pic:nvPicPr>
                   <pic:blipFill>
                     <a:blip r:embed="rId12" cstate="print">
@@ -5593,18 +5696,23 @@
                         </a:ext>
                       </a:extLst>
                     </a:blip>
+                    <a:srcRect/>
                     <a:stretch>
                       <a:fillRect/>
                     </a:stretch>
                   </pic:blipFill>
-                  <pic:spPr>
+                  <pic:spPr bwMode="auto">
                     <a:xfrm>
                       <a:off x="0" y="0"/>
-                      <a:ext cx="4680000" cy="2632383"/>
+                      <a:ext cx="4680000" cy="2632500"/>
                     </a:xfrm>
                     <a:prstGeom prst="rect">
                       <a:avLst/>
                     </a:prstGeom>
+                    <a:noFill/>
+                    <a:ln>
+                      <a:noFill/>
+                    </a:ln>
                   </pic:spPr>
                 </pic:pic>
               </a:graphicData>
@@ -5653,7 +5761,19 @@
               <w:rPr>
                 <w:b/>
               </w:rPr>
-              <w:t>Transcripción del video. Ejemplo de registro y verificación con cuentas T</w:t>
+              <w:t xml:space="preserve">Síntesis </w:t>
+            </w:r>
+            <w:r>
+              <w:rPr>
+                <w:b/>
+              </w:rPr>
+              <w:t xml:space="preserve">del video. </w:t>
+            </w:r>
+            <w:r>
+              <w:rPr>
+                <w:b/>
+              </w:rPr>
+              <w:t>Redes sociales: herramientas estratégicas para la comunicación empresarial</w:t>
             </w:r>
           </w:p>
         </w:tc>
@@ -5663,7 +5783,58 @@
           <w:tcPr>
             <w:tcW w:w="9972" w:type="dxa"/>
           </w:tcPr>
-          <w:p/>
+          <w:p>
+            <w:r>
+              <w:t>Las redes sociales poseen características que las diferencian de los canales tradicionales de comunicación que las convierten en herramientas estratégicas para la presencia digital de las organizaciones.</w:t>
+            </w:r>
+          </w:p>
+          <w:p>
+            <w:r>
+              <w:lastRenderedPageBreak/>
+              <w:t>Una de sus principales fortalezas es la interacción inmediata, que permite ofrecer respuestas ágiles y brindar una atención oportuna a los usuarios, fortaleciendo la relación entre la empresa y su audiencia.</w:t>
+            </w:r>
+          </w:p>
+          <w:p>
+            <w:r>
+              <w:t>De igual manera, la comunicación bidireccional favorece el intercambio constante de información, promoviendo la participación, el diálogo y la construcción de vínculos más cercanos con los públicos de interés.</w:t>
+            </w:r>
+          </w:p>
+          <w:p>
+            <w:r>
+              <w:t>Otro aspecto relevante es la posibilidad de compartir contenidos multimedia, lo que facilita diversificar los formatos comunicativos mediante textos, imágenes, videos e infografías, adaptándose a las preferencias de consumo de información de los usuarios.</w:t>
+            </w:r>
+          </w:p>
+          <w:p>
+            <w:r>
+              <w:t>Asimismo, el amplio alcance de estas plataformas posibilita que los mensajes lleguen a diferentes segmentos de público, ampliando las oportunidades de visibilidad y posicionamiento institucional.</w:t>
+            </w:r>
+          </w:p>
+          <w:p>
+            <w:r>
+              <w:t>Las redes sociales también ofrecen herramientas de segmentación de audiencias, permitiendo dirigir mensajes específicos a grupos determinados según características, intereses o necesidades particulares.</w:t>
+            </w:r>
+          </w:p>
+          <w:p>
+            <w:r>
+              <w:t>Esta capacidad se complementa con la adaptación del mensaje, que facilita ajustar la comunicación de acuerdo con los objetivos organizacionales y las particularidades de cada público.</w:t>
+            </w:r>
+          </w:p>
+          <w:p>
+            <w:r>
+              <w:lastRenderedPageBreak/>
+              <w:t>Por otra parte, su disponibilidad permanente garantiza que la información se mantenga accesible en cualquier momento, favoreciendo la consulta continua y la atención a los requerimientos de los usuarios.</w:t>
+            </w:r>
+          </w:p>
+          <w:p>
+            <w:r>
+              <w:t>Finalmente, el fortalecimiento de la identidad de marca contribuye al reconocimiento y la diferenciación empresarial, consolidando una imagen coherente y consistente en el entorno digital.</w:t>
+            </w:r>
+          </w:p>
+          <w:p>
+            <w:r>
+              <w:t>A diferencia de los medios tradicionales, las redes sociales permiten construir una presencia continua mediante estrategias sostenidas y flexibles, ajustadas a las capacidades y necesidades de cada organización. Por ello, constituyen recursos fundamentales para la gestión de la comunicación empresarial en la actualidad.</w:t>
+            </w:r>
+          </w:p>
         </w:tc>
       </w:tr>
     </w:tbl>
@@ -5686,14 +5857,7 @@
         <w:rPr>
           <w:lang w:val="es-419" w:eastAsia="es-CO"/>
         </w:rPr>
-        <w:t xml:space="preserve">Las pymes suelen enfrentar desafíos relacionados con presupuesto, visibilidad y capacidad operativa. En este contexto, las redes sociales representan una alternativa </w:t>
-      </w:r>
-      <w:r>
-        <w:rPr>
-          <w:lang w:val="es-419" w:eastAsia="es-CO"/>
-        </w:rPr>
-        <w:lastRenderedPageBreak/>
-        <w:t>accesible para fortalecer la comunicación comercial y ampliar oportunidades de crecimiento.</w:t>
+        <w:t>Las pymes suelen enfrentar desafíos relacionados con presupuesto, visibilidad y capacidad operativa. En este contexto, las redes sociales representan una alternativa accesible para fortalecer la comunicación comercial y ampliar oportunidades de crecimiento.</w:t>
       </w:r>
     </w:p>
     <w:p>
@@ -5750,6 +5914,7 @@
         <w:rPr>
           <w:lang w:val="es-419" w:eastAsia="es-CO"/>
         </w:rPr>
+        <w:lastRenderedPageBreak/>
         <w:t>Visibilidad comercial: incrementa el reconocimiento empresarial y el alcance de los mensajes.</w:t>
       </w:r>
     </w:p>
@@ -5984,7 +6149,6 @@
               <w:pStyle w:val="TextoTablas"/>
             </w:pPr>
             <w:r>
-              <w:lastRenderedPageBreak/>
               <w:t>Redes profesionales</w:t>
             </w:r>
           </w:p>
@@ -6087,6 +6251,7 @@
         <w:pStyle w:val="Ttulo3"/>
       </w:pPr>
       <w:r>
+        <w:lastRenderedPageBreak/>
         <w:t>Criterios para seleccionar redes sociales</w:t>
       </w:r>
     </w:p>
@@ -6221,7 +6386,6 @@
         <w:pStyle w:val="Ttulo3"/>
       </w:pPr>
       <w:r>
-        <w:lastRenderedPageBreak/>
         <w:t>Riesgos de una gestión inadecuada</w:t>
       </w:r>
     </w:p>
@@ -6404,6 +6568,7 @@
         <w:rPr>
           <w:rStyle w:val="Ttulo5Car"/>
         </w:rPr>
+        <w:lastRenderedPageBreak/>
         <w:t>Desactualización de perfiles.</w:t>
       </w:r>
       <w:r>
@@ -6469,14 +6634,7 @@
         <w:rPr>
           <w:lang w:val="es-419" w:eastAsia="es-CO"/>
         </w:rPr>
-        <w:t xml:space="preserve"> Favorece la comunicación continua con los usuarios mediante canales digitales que permiten responder inquietudes, recibir sugerencias y atender necesidades en tiempo real. Esta interacción fortalece la </w:t>
-      </w:r>
-      <w:r>
-        <w:rPr>
-          <w:lang w:val="es-419" w:eastAsia="es-CO"/>
-        </w:rPr>
-        <w:lastRenderedPageBreak/>
-        <w:t>cercanía con el público, mejora la experiencia del cliente y facilita la identificación de oportunidades de mejora en productos, servicios y procesos de atención.</w:t>
+        <w:t xml:space="preserve"> Favorece la comunicación continua con los usuarios mediante canales digitales que permiten responder inquietudes, recibir sugerencias y atender necesidades en tiempo real. Esta interacción fortalece la cercanía con el público, mejora la experiencia del cliente y facilita la identificación de oportunidades de mejora en productos, servicios y procesos de atención.</w:t>
       </w:r>
     </w:p>
     <w:p>
@@ -6526,7 +6684,14 @@
         <w:rPr>
           <w:lang w:val="es-419" w:eastAsia="es-CO"/>
         </w:rPr>
-        <w:t>Promueve el intercambio de opiniones, comentarios y experiencias por parte de los usuarios, permitiendo que estos asuman un rol más activo dentro de la comunicación empresarial. La retroalimentación obtenida favorece la toma de decisiones, el diseño de estrategias más pertinentes y la construcción de comunidades alrededor de la marca.</w:t>
+        <w:t xml:space="preserve">Promueve el intercambio de opiniones, comentarios y experiencias por parte de los usuarios, permitiendo que estos </w:t>
+      </w:r>
+      <w:r>
+        <w:rPr>
+          <w:lang w:val="es-419" w:eastAsia="es-CO"/>
+        </w:rPr>
+        <w:lastRenderedPageBreak/>
+        <w:t>asuman un rol más activo dentro de la comunicación empresarial. La retroalimentación obtenida favorece la toma de decisiones, el diseño de estrategias más pertinentes y la construcción de comunidades alrededor de la marca.</w:t>
       </w:r>
     </w:p>
     <w:p>
@@ -6589,7 +6754,6 @@
         <w:rPr>
           <w:lang w:val="es-419" w:eastAsia="es-CO"/>
         </w:rPr>
-        <w:lastRenderedPageBreak/>
         <w:t>En consecuencia, las redes sociales constituyen canales estratégicos para las pymes porque facilitan visibilidad, interacción y oportunidades de crecimiento comercial. Su uso planificado permite fortalecer la comunicación empresarial y establecer relaciones más efectivas con las audiencias digitales.</w:t>
       </w:r>
     </w:p>
@@ -6623,7 +6787,14 @@
         <w:rPr>
           <w:lang w:val="es-419" w:eastAsia="es-CO"/>
         </w:rPr>
-        <w:t xml:space="preserve">La relación entre una empresa y sus clientes constituye un elemento fundamental para el crecimiento y la sostenibilidad comercial. No basta con ofrecer productos o servicios; también es necesario establecer canales de comunicación efectivos que permitan generar confianza, resolver inquietudes y fortalecer vínculos a largo plazo. En este contexto, el </w:t>
+        <w:t xml:space="preserve">La relación entre una empresa y sus clientes constituye un elemento fundamental para el crecimiento y la sostenibilidad comercial. No basta con ofrecer productos o servicios; también es necesario establecer canales de comunicación efectivos que permitan generar confianza, resolver inquietudes y fortalecer vínculos a </w:t>
+      </w:r>
+      <w:r>
+        <w:rPr>
+          <w:lang w:val="es-419" w:eastAsia="es-CO"/>
+        </w:rPr>
+        <w:lastRenderedPageBreak/>
+        <w:t xml:space="preserve">largo plazo. En este contexto, el </w:t>
       </w:r>
       <w:r>
         <w:rPr>
@@ -6683,7 +6854,17 @@
         <w:pStyle w:val="Ttulo3"/>
       </w:pPr>
       <w:r>
-        <w:t>Principales beneficios del marketing digital en la relación con clientes</w:t>
+        <w:t xml:space="preserve">Principales beneficios del </w:t>
+      </w:r>
+      <w:r>
+        <w:rPr>
+          <w:rStyle w:val="Extranjerismo"/>
+          <w:lang w:val="es-ES"/>
+        </w:rPr>
+        <w:t>marketing</w:t>
+      </w:r>
+      <w:r>
+        <w:t xml:space="preserve"> digital en la relación con clientes</w:t>
       </w:r>
     </w:p>
     <w:p>
@@ -6728,7 +6909,6 @@
         <w:rPr>
           <w:rStyle w:val="Ttulo5Car"/>
         </w:rPr>
-        <w:lastRenderedPageBreak/>
         <w:t>Comunicación más ágil.</w:t>
       </w:r>
       <w:r>
@@ -6823,6 +7003,7 @@
         <w:rPr>
           <w:lang w:val="es-419" w:eastAsia="es-CO"/>
         </w:rPr>
+        <w:lastRenderedPageBreak/>
         <w:t>Estos beneficios contribuyen a mejorar la percepción del servicio y fortalecen la calidad del vínculo entre la empresa y sus clientes.</w:t>
       </w:r>
     </w:p>
@@ -6844,7 +7025,20 @@
         <w:rPr>
           <w:lang w:val="es-419" w:eastAsia="es-CO"/>
         </w:rPr>
-        <w:t>La experiencia del cliente no depende únicamente del producto o servicio adquirido, sino también de la calidad de la interacción que mantiene con la organización a lo largo de su proceso de relacionamiento. El marketing digital permite acompañar al usuario en diferentes momentos de esta experiencia.</w:t>
+        <w:t xml:space="preserve">La experiencia del cliente no depende únicamente del producto o servicio adquirido, sino también de la calidad de la interacción que mantiene con la organización a lo largo de su proceso de relacionamiento. El </w:t>
+      </w:r>
+      <w:r>
+        <w:rPr>
+          <w:rStyle w:val="Extranjerismo"/>
+          <w:lang w:val="es-419" w:eastAsia="es-CO"/>
+        </w:rPr>
+        <w:t>marketing</w:t>
+      </w:r>
+      <w:r>
+        <w:rPr>
+          <w:lang w:val="es-419" w:eastAsia="es-CO"/>
+        </w:rPr>
+        <w:t xml:space="preserve"> digital permite acompañar al usuario en diferentes momentos de esta experiencia.</w:t>
       </w:r>
     </w:p>
     <w:p>
@@ -6894,14 +7088,7 @@
         <w:rPr>
           <w:lang w:val="es-419" w:eastAsia="es-CO"/>
         </w:rPr>
-        <w:t xml:space="preserve"> Permite resolver dudas, ampliar información y apoyar el análisis de alternativas a través de reseñas, testimonios, comparaciones, </w:t>
-      </w:r>
-      <w:r>
-        <w:rPr>
-          <w:lang w:val="es-419" w:eastAsia="es-CO"/>
-        </w:rPr>
-        <w:lastRenderedPageBreak/>
-        <w:t>demostraciones y canales de atención en línea. De esta manera, los usuarios pueden tomar decisiones más informadas de acuerdo con sus necesidades y expectativas.</w:t>
+        <w:t xml:space="preserve"> Permite resolver dudas, ampliar información y apoyar el análisis de alternativas a través de reseñas, testimonios, comparaciones, demostraciones y canales de atención en línea. De esta manera, los usuarios pueden tomar decisiones más informadas de acuerdo con sus necesidades y expectativas.</w:t>
       </w:r>
     </w:p>
     <w:p>
@@ -6945,6 +7132,7 @@
         <w:rPr>
           <w:rStyle w:val="Ttulo5Car"/>
         </w:rPr>
+        <w:lastRenderedPageBreak/>
         <w:t xml:space="preserve">Atención posterior. </w:t>
       </w:r>
       <w:r>
@@ -6988,22 +7176,21 @@
         <w:rPr>
           <w:lang w:val="es-419" w:eastAsia="es-CO"/>
         </w:rPr>
-        <w:t>A continuación, se presenta una explicación sobre los principales aportes del marketing digital para las pequeñas y medianas empresas, destacando cómo estas estrategias contribuyen a fortalecer la relación con los clientes, ampliar el alcance comercial y mejorar la competitividad organizacional en entornos digitales.</w:t>
-      </w:r>
-    </w:p>
-    <w:p>
-      <w:pPr>
-        <w:rPr>
-          <w:lang w:val="es-419" w:eastAsia="es-CO"/>
-        </w:rPr>
-      </w:pPr>
-    </w:p>
-    <w:p>
-      <w:pPr>
-        <w:rPr>
-          <w:lang w:val="es-419" w:eastAsia="es-CO"/>
-        </w:rPr>
-      </w:pPr>
+        <w:t xml:space="preserve">A continuación, se presenta una explicación sobre los principales aportes del </w:t>
+      </w:r>
+      <w:r>
+        <w:rPr>
+          <w:rStyle w:val="Extranjerismo"/>
+          <w:lang w:val="es-419" w:eastAsia="es-CO"/>
+        </w:rPr>
+        <w:t>marketing</w:t>
+      </w:r>
+      <w:r>
+        <w:rPr>
+          <w:lang w:val="es-419" w:eastAsia="es-CO"/>
+        </w:rPr>
+        <w:t xml:space="preserve"> digital para las pequeñas y medianas empresas, destacando cómo estas estrategias contribuyen a fortalecer la relación con los clientes, ampliar el alcance comercial y mejorar la competitividad organizacional en entornos digitales.</w:t>
+      </w:r>
     </w:p>
     <w:tbl>
       <w:tblPr>
@@ -7033,7 +7220,6 @@
                 <w:b/>
                 <w:bCs/>
               </w:rPr>
-              <w:lastRenderedPageBreak/>
               <w:t xml:space="preserve">Transcripción del pódcast. </w:t>
             </w:r>
             <w:r>
@@ -7111,13 +7297,21 @@
                 <w:b/>
                 <w:bCs/>
               </w:rPr>
+              <w:lastRenderedPageBreak/>
               <w:t>Hombre</w:t>
             </w:r>
             <w:r>
-              <w:t>: e</w:t>
-            </w:r>
-            <w:r>
-              <w:t>n nuestro programa de hoy hablaremos de cómo el marketing digital ayuda a las PYMES a fortalecer la relación con sus clientes, ampliar su alcance y generar nuevas oportunidades de crecimiento.</w:t>
+              <w:t xml:space="preserve">: en nuestro programa de hoy hablaremos de cómo el </w:t>
+            </w:r>
+            <w:r>
+              <w:rPr>
+                <w:rStyle w:val="Extranjerismo"/>
+                <w:lang w:val="es-ES"/>
+              </w:rPr>
+              <w:t>marketing</w:t>
+            </w:r>
+            <w:r>
+              <w:t xml:space="preserve"> digital ayuda a las PYMES a fortalecer la relación con sus clientes, ampliar su alcance y generar nuevas oportunidades de crecimiento.</w:t>
             </w:r>
           </w:p>
           <w:p>
@@ -7129,10 +7323,17 @@
               <w:t>Mujer</w:t>
             </w:r>
             <w:r>
-              <w:t>: u</w:t>
-            </w:r>
-            <w:r>
-              <w:t>no de los principales aportes del marketing digital es ayudar a construir una imagen profesional. Una presencia digital organizada y actualizada transmite confianza desde el primer contacto.</w:t>
+              <w:t xml:space="preserve">: uno de los principales aportes del </w:t>
+            </w:r>
+            <w:r>
+              <w:rPr>
+                <w:rStyle w:val="Extranjerismo"/>
+                <w:lang w:val="es-ES"/>
+              </w:rPr>
+              <w:t>marketing</w:t>
+            </w:r>
+            <w:r>
+              <w:t xml:space="preserve"> digital es ayudar a construir una imagen profesional. Una presencia digital organizada y actualizada transmite confianza desde el primer contacto.</w:t>
             </w:r>
           </w:p>
           <w:p>
@@ -7171,7 +7372,6 @@
                 <w:b/>
                 <w:bCs/>
               </w:rPr>
-              <w:lastRenderedPageBreak/>
               <w:t>Hombre</w:t>
             </w:r>
             <w:r>
@@ -7190,10 +7390,17 @@
               <w:t>Mujer</w:t>
             </w:r>
             <w:r>
-              <w:t>: e</w:t>
-            </w:r>
-            <w:r>
-              <w:t>l marketing digital también ayuda a ampliar el alcance comercial. Permite que una empresa llegue a personas que antes eran mucho más difíciles de alcanzar.</w:t>
+              <w:t xml:space="preserve">: el </w:t>
+            </w:r>
+            <w:r>
+              <w:rPr>
+                <w:rStyle w:val="Extranjerismo"/>
+                <w:lang w:val="es-ES"/>
+              </w:rPr>
+              <w:t>marketing</w:t>
+            </w:r>
+            <w:r>
+              <w:t xml:space="preserve"> digital también ayuda a ampliar el alcance comercial. Permite que una empresa llegue a personas que antes eran mucho más difíciles de alcanzar.</w:t>
             </w:r>
           </w:p>
           <w:p>
@@ -7217,6 +7424,7 @@
                 <w:b/>
                 <w:bCs/>
               </w:rPr>
+              <w:lastRenderedPageBreak/>
               <w:t>Mujer</w:t>
             </w:r>
             <w:r>
@@ -7265,10 +7473,17 @@
               <w:t>Hombre</w:t>
             </w:r>
             <w:r>
-              <w:t>: p</w:t>
-            </w:r>
-            <w:r>
-              <w:t>ero la relación con el cliente no termina cuando se concreta una venta. De hecho, uno de los mayores beneficios del marketing digital es su capacidad para fortalecer la fidelización de los clientes.</w:t>
+              <w:t xml:space="preserve">: pero la relación con el cliente no termina cuando se concreta una venta. De hecho, uno de los mayores beneficios del </w:t>
+            </w:r>
+            <w:r>
+              <w:rPr>
+                <w:rStyle w:val="Extranjerismo"/>
+                <w:lang w:val="es-ES"/>
+              </w:rPr>
+              <w:t>marketing</w:t>
+            </w:r>
+            <w:r>
+              <w:t xml:space="preserve"> digital es su capacidad para fortalecer la fidelización de los clientes.</w:t>
             </w:r>
           </w:p>
           <w:p>
@@ -7292,7 +7507,6 @@
                 <w:b/>
                 <w:bCs/>
               </w:rPr>
-              <w:lastRenderedPageBreak/>
               <w:t>Hombre</w:t>
             </w:r>
             <w:r>
@@ -7348,6 +7562,7 @@
                 <w:b/>
                 <w:bCs/>
               </w:rPr>
+              <w:lastRenderedPageBreak/>
               <w:t>Mujer</w:t>
             </w:r>
             <w:r>
@@ -7360,6 +7575,54 @@
         </w:tc>
       </w:tr>
     </w:tbl>
+    <w:p>
+      <w:pPr>
+        <w:spacing w:before="0" w:after="160" w:line="259" w:lineRule="auto"/>
+        <w:ind w:firstLine="0"/>
+      </w:pPr>
+    </w:p>
+    <w:p>
+      <w:pPr>
+        <w:spacing w:before="0" w:after="160" w:line="259" w:lineRule="auto"/>
+        <w:ind w:firstLine="0"/>
+      </w:pPr>
+    </w:p>
+    <w:p>
+      <w:pPr>
+        <w:spacing w:before="0" w:after="160" w:line="259" w:lineRule="auto"/>
+        <w:ind w:firstLine="0"/>
+      </w:pPr>
+    </w:p>
+    <w:p>
+      <w:pPr>
+        <w:spacing w:before="0" w:after="160" w:line="259" w:lineRule="auto"/>
+        <w:ind w:firstLine="0"/>
+      </w:pPr>
+    </w:p>
+    <w:p>
+      <w:pPr>
+        <w:spacing w:before="0" w:after="160" w:line="259" w:lineRule="auto"/>
+        <w:ind w:firstLine="0"/>
+      </w:pPr>
+    </w:p>
+    <w:p>
+      <w:pPr>
+        <w:spacing w:before="0" w:after="160" w:line="259" w:lineRule="auto"/>
+        <w:ind w:firstLine="0"/>
+      </w:pPr>
+    </w:p>
+    <w:p>
+      <w:pPr>
+        <w:spacing w:before="0" w:after="160" w:line="259" w:lineRule="auto"/>
+        <w:ind w:firstLine="0"/>
+      </w:pPr>
+    </w:p>
+    <w:p>
+      <w:pPr>
+        <w:spacing w:before="0" w:after="160" w:line="259" w:lineRule="auto"/>
+        <w:ind w:firstLine="0"/>
+      </w:pPr>
+    </w:p>
     <w:p>
       <w:pPr>
         <w:spacing w:before="0" w:after="160" w:line="259" w:lineRule="auto"/>
@@ -12040,7 +12303,6 @@
       <w:proofErr w:type="spellEnd"/>
       <w:r>
         <w:rPr>
-          <w:rStyle w:val="Extranjerismo"/>
           <w:b/>
           <w:bCs/>
           <w:lang w:val="es-ES"/>
@@ -12446,6 +12708,7 @@
       <w:proofErr w:type="spellStart"/>
       <w:r>
         <w:rPr>
+          <w:rStyle w:val="Extranjerismo"/>
           <w:lang w:val="es-419" w:eastAsia="es-CO"/>
         </w:rPr>
         <w:t>feed</w:t>
@@ -13169,16 +13432,9 @@
       <w:proofErr w:type="spellEnd"/>
       <w:r>
         <w:rPr>
-          <w:rStyle w:val="Extranjerismo"/>
-          <w:lang w:val="es-419" w:eastAsia="es-CO"/>
-        </w:rPr>
-        <w:t>)</w:t>
-      </w:r>
-      <w:r>
-        <w:rPr>
-          <w:lang w:val="es-419" w:eastAsia="es-CO"/>
-        </w:rPr>
-        <w:t xml:space="preserve"> corresponde al conjunto de prácticas orientadas a mejorar la visibilidad de contenidos digitales dentro de los motores de búsqueda. Aunque su aplicación técnica puede ser amplia, a nivel introductorio es importante comprender que busca facilitar que determinada información sea encontrada con mayor facilidad por los usuarios. Algunos principios básicos del SEO pueden aplicarse mediante acciones sencillas relacionadas con la organización y redacción del contenido.</w:t>
+          <w:lang w:val="es-419" w:eastAsia="es-CO"/>
+        </w:rPr>
+        <w:t>) corresponde al conjunto de prácticas orientadas a mejorar la visibilidad de contenidos digitales dentro de los motores de búsqueda. Aunque su aplicación técnica puede ser amplia, a nivel introductorio es importante comprender que busca facilitar que determinada información sea encontrada con mayor facilidad por los usuarios. Algunos principios básicos del SEO pueden aplicarse mediante acciones sencillas relacionadas con la organización y redacción del contenido.</w:t>
       </w:r>
     </w:p>
     <w:p>
@@ -14153,22 +14409,24 @@
     </w:p>
     <w:p>
       <w:pPr>
+        <w:tabs>
+          <w:tab w:val="left" w:pos="2070"/>
+        </w:tabs>
         <w:jc w:val="center"/>
+        <w:rPr>
+          <w:lang w:eastAsia="es-CO"/>
+        </w:rPr>
+      </w:pPr>
+      <w:r>
         <w:rPr>
           <w:noProof/>
           <w:lang w:eastAsia="es-CO"/>
         </w:rPr>
-      </w:pPr>
-      <w:r>
-        <w:rPr>
-          <w:noProof/>
-          <w:lang w:eastAsia="es-CO"/>
-        </w:rPr>
         <w:drawing>
-          <wp:inline distT="0" distB="0" distL="0" distR="0" wp14:anchorId="73DDD48F" wp14:editId="18A32A6B">
-            <wp:extent cx="4301620" cy="6562179"/>
-            <wp:effectExtent l="0" t="0" r="3810" b="0"/>
-            <wp:docPr id="5" name="Gráfico 5" descr="Síntesis sobre comunicación y gestión de comunidades virtuales, estructurado en cinco áreas: marketing digital y comunicación empresarial en entornos digitales, redes sociales para la gestión empresarial, audiencias y comportamiento del consumidor con comunicación escrita, gestión de comunidades virtuales y contenidos digitales, y optimización, posicionamiento y análisis de información digital. Incluye conceptos relacionados con estrategias de comunicación, uso de redes sociales, segmentación y análisis del público objetivo, interacción y moderación de comunidades, curación de contenidos, SEO, pauta digital y organización de la información. "/>
+          <wp:inline distT="0" distB="0" distL="0" distR="0" wp14:anchorId="5161F2FA" wp14:editId="6159B73D">
+            <wp:extent cx="4383119" cy="6686506"/>
+            <wp:effectExtent l="0" t="0" r="0" b="635"/>
+            <wp:docPr id="1" name="Gráfico 1" descr="Síntesis sobre comunicación y gestión de comunidades virtuales, estructurado en cinco áreas: marketing digital y comunicación empresarial en entornos digitales, redes sociales para la gestión empresarial, audiencias y comportamiento del consumidor con comunicación escrita, gestión de comunidades virtuales y contenidos digitales, y optimización, posicionamiento y análisis de información digital. Incluye conceptos relacionados con estrategias de comunicación, uso de redes sociales, segmentación y análisis del público objetivo, interacción y moderación de comunidades, curación de contenidos, SEO, pauta digital y organización de la información. "/>
             <wp:cNvGraphicFramePr>
               <a:graphicFrameLocks xmlns:a="http://schemas.openxmlformats.org/drawingml/2006/main" noChangeAspect="1"/>
             </wp:cNvGraphicFramePr>
@@ -14176,7 +14434,7 @@
               <a:graphicData uri="http://schemas.openxmlformats.org/drawingml/2006/picture">
                 <pic:pic xmlns:pic="http://schemas.openxmlformats.org/drawingml/2006/picture">
                   <pic:nvPicPr>
-                    <pic:cNvPr id="5" name="Gráfico 5" descr="Síntesis sobre comunicación y gestión de comunidades virtuales, estructurado en cinco áreas: marketing digital y comunicación empresarial en entornos digitales, redes sociales para la gestión empresarial, audiencias y comportamiento del consumidor con comunicación escrita, gestión de comunidades virtuales y contenidos digitales, y optimización, posicionamiento y análisis de información digital. Incluye conceptos relacionados con estrategias de comunicación, uso de redes sociales, segmentación y análisis del público objetivo, interacción y moderación de comunidades, curación de contenidos, SEO, pauta digital y organización de la información. "/>
+                    <pic:cNvPr id="1" name="Gráfico 1" descr="Síntesis sobre comunicación y gestión de comunidades virtuales, estructurado en cinco áreas: marketing digital y comunicación empresarial en entornos digitales, redes sociales para la gestión empresarial, audiencias y comportamiento del consumidor con comunicación escrita, gestión de comunidades virtuales y contenidos digitales, y optimización, posicionamiento y análisis de información digital. Incluye conceptos relacionados con estrategias de comunicación, uso de redes sociales, segmentación y análisis del público objetivo, interacción y moderación de comunidades, curación de contenidos, SEO, pauta digital y organización de la información. "/>
                     <pic:cNvPicPr/>
                   </pic:nvPicPr>
                   <pic:blipFill>
@@ -14197,7 +14455,7 @@
                   <pic:spPr>
                     <a:xfrm>
                       <a:off x="0" y="0"/>
-                      <a:ext cx="4302195" cy="6563056"/>
+                      <a:ext cx="4383506" cy="6687097"/>
                     </a:xfrm>
                     <a:prstGeom prst="rect">
                       <a:avLst/>
@@ -14245,51 +14503,69 @@
           <w:b/>
           <w:bCs/>
         </w:rPr>
-        <w:t>Audiencias en marketing:</w:t>
-      </w:r>
-      <w:r>
-        <w:t xml:space="preserve"> se refieren al conjunto específico de personas o grupos a quienes una marca dirige sus mensajes. Esta definición va más allá de un público general; implica conocer características demográficas, intereses, comportamientos y necesidades particulares.</w:t>
-      </w:r>
-    </w:p>
-    <w:p>
-      <w:r>
-        <w:rPr>
+        <w:t xml:space="preserve">Audiencias en </w:t>
+      </w:r>
+      <w:r>
+        <w:rPr>
+          <w:rStyle w:val="Extranjerismo"/>
           <w:b/>
           <w:bCs/>
-        </w:rPr>
-        <w:t xml:space="preserve">Bases de datos: </w:t>
-      </w:r>
-      <w:r>
-        <w:t>es una herramienta que almacena información perteneciente a un mismo contexto, organizada y sistematizada lógicamente para su posterior recuperación, análisis o transmisión. Una biblioteca, un listado completo de clientes o el historial de las páginas visitadas en un navegador web son algunos ejemplos de bases de datos.</w:t>
-      </w:r>
-    </w:p>
-    <w:p>
+          <w:lang w:val="es-ES"/>
+        </w:rPr>
+        <w:t>marketing</w:t>
+      </w:r>
       <w:r>
         <w:rPr>
           <w:b/>
           <w:bCs/>
         </w:rPr>
-        <w:t>Calendario editorial:</w:t>
-      </w:r>
-      <w:r>
-        <w:t xml:space="preserve"> es la herramienta que te permite establecer las estrategias de contenido para tu blog, ya que reúne el flujo de trabajo en cuanto a tipos de contenido, autores y fechas de publicación.</w:t>
-      </w:r>
-    </w:p>
-    <w:p>
-      <w:proofErr w:type="spellStart"/>
+        <w:t>:</w:t>
+      </w:r>
+      <w:r>
+        <w:t xml:space="preserve"> se refieren al conjunto específico de personas o grupos a quienes una marca dirige sus mensajes. Esta definición va más allá de un público general; implica conocer características demográficas, intereses, comportamientos y necesidades particulares.</w:t>
+      </w:r>
+    </w:p>
+    <w:p>
       <w:r>
         <w:rPr>
           <w:b/>
           <w:bCs/>
         </w:rPr>
-        <w:t>Feed</w:t>
-      </w:r>
-      <w:proofErr w:type="spellEnd"/>
+        <w:t xml:space="preserve">Bases de datos: </w:t>
+      </w:r>
+      <w:r>
+        <w:t>es una herramienta que almacena información perteneciente a un mismo contexto, organizada y sistematizada lógicamente para su posterior recuperación, análisis o transmisión. Una biblioteca, un listado completo de clientes o el historial de las páginas visitadas en un navegador web son algunos ejemplos de bases de datos.</w:t>
+      </w:r>
+    </w:p>
+    <w:p>
       <w:r>
         <w:rPr>
           <w:b/>
           <w:bCs/>
         </w:rPr>
+        <w:t>Calendario editorial:</w:t>
+      </w:r>
+      <w:r>
+        <w:t xml:space="preserve"> es la herramienta que te permite establecer las estrategias de contenido para tu blog, ya que reúne el flujo de trabajo en cuanto a tipos de contenido, autores y fechas de publicación.</w:t>
+      </w:r>
+    </w:p>
+    <w:p>
+      <w:proofErr w:type="spellStart"/>
+      <w:r>
+        <w:rPr>
+          <w:rStyle w:val="Extranjerismo"/>
+          <w:b/>
+          <w:bCs/>
+          <w:lang w:val="es-ES"/>
+        </w:rPr>
+        <w:t>Feed</w:t>
+      </w:r>
+      <w:proofErr w:type="spellEnd"/>
+      <w:r>
+        <w:rPr>
+          <w:b/>
+          <w:bCs/>
+        </w:rPr>
         <w:t xml:space="preserve"> digital:</w:t>
       </w:r>
       <w:r>
@@ -14317,7 +14593,17 @@
     </w:p>
     <w:p>
       <w:r>
-        <w:t xml:space="preserve">Camacho, K. (2026, 24 de marzo). Qué son las audiencias en marketing + ejemplos reales. </w:t>
+        <w:t xml:space="preserve">Camacho, K. (2026, 24 de marzo). Qué son las audiencias en </w:t>
+      </w:r>
+      <w:r>
+        <w:rPr>
+          <w:rStyle w:val="Extranjerismo"/>
+          <w:lang w:val="es-ES"/>
+        </w:rPr>
+        <w:t>marketing</w:t>
+      </w:r>
+      <w:r>
+        <w:t xml:space="preserve"> + ejemplos reales. </w:t>
       </w:r>
       <w:proofErr w:type="spellStart"/>
       <w:r>
@@ -14419,6 +14705,7 @@
       <w:proofErr w:type="spellStart"/>
       <w:r>
         <w:rPr>
+          <w:rStyle w:val="Extranjerismo"/>
           <w:lang w:val="es-ES"/>
         </w:rPr>
         <w:t>feed</w:t>
@@ -15152,7 +15439,6 @@
             <w:proofErr w:type="spellStart"/>
             <w:r>
               <w:rPr>
-                <w:rStyle w:val="Extranjerismo"/>
                 <w:lang w:val="es-CO"/>
               </w:rPr>
               <w:t>fullstack</w:t>
@@ -23585,14 +23871,7 @@
 </file>
 
 <file path=customXml/item1.xml><?xml version="1.0" encoding="utf-8"?>
-<p:properties xmlns:p="http://schemas.microsoft.com/office/2006/metadata/properties" xmlns:xsi="http://www.w3.org/2001/XMLSchema-instance" xmlns:pc="http://schemas.microsoft.com/office/infopath/2007/PartnerControls">
-  <documentManagement>
-    <TaxCatchAll xmlns="13c90a0b-73bc-4dc0-be5f-28d77b615beb" xsi:nil="true"/>
-    <lcf76f155ced4ddcb4097134ff3c332f xmlns="13c93bba-48ce-428c-bfe5-88b42c19b028">
-      <Terms xmlns="http://schemas.microsoft.com/office/infopath/2007/PartnerControls"/>
-    </lcf76f155ced4ddcb4097134ff3c332f>
-  </documentManagement>
-</p:properties>
+<b:Sources xmlns:b="http://schemas.openxmlformats.org/officeDocument/2006/bibliography" xmlns="http://schemas.openxmlformats.org/officeDocument/2006/bibliography" SelectedStyle="\APASixthEditionOfficeOnline.xsl" StyleName="APA" Version="6"/>
 </file>
 
 <file path=customXml/item2.xml><?xml version="1.0" encoding="utf-8"?>
@@ -23605,7 +23884,14 @@
 </file>
 
 <file path=customXml/item3.xml><?xml version="1.0" encoding="utf-8"?>
-<b:Sources xmlns:b="http://schemas.openxmlformats.org/officeDocument/2006/bibliography" xmlns="http://schemas.openxmlformats.org/officeDocument/2006/bibliography" SelectedStyle="\APASixthEditionOfficeOnline.xsl" StyleName="APA" Version="6"/>
+<p:properties xmlns:p="http://schemas.microsoft.com/office/2006/metadata/properties" xmlns:xsi="http://www.w3.org/2001/XMLSchema-instance" xmlns:pc="http://schemas.microsoft.com/office/infopath/2007/PartnerControls">
+  <documentManagement>
+    <TaxCatchAll xmlns="13c90a0b-73bc-4dc0-be5f-28d77b615beb" xsi:nil="true"/>
+    <lcf76f155ced4ddcb4097134ff3c332f xmlns="13c93bba-48ce-428c-bfe5-88b42c19b028">
+      <Terms xmlns="http://schemas.microsoft.com/office/infopath/2007/PartnerControls"/>
+    </lcf76f155ced4ddcb4097134ff3c332f>
+  </documentManagement>
+</p:properties>
 </file>
 
 <file path=customXml/item4.xml><?xml version="1.0" encoding="utf-8"?>
@@ -23844,12 +24130,9 @@
 </file>
 
 <file path=customXml/itemProps1.xml><?xml version="1.0" encoding="utf-8"?>
-<ds:datastoreItem xmlns:ds="http://schemas.openxmlformats.org/officeDocument/2006/customXml" ds:itemID="{1279454D-02BE-4A9C-A117-DCD1573E2608}">
+<ds:datastoreItem xmlns:ds="http://schemas.openxmlformats.org/officeDocument/2006/customXml" ds:itemID="{EAE431FD-7059-4C09-804B-C9D69EB7B213}">
   <ds:schemaRefs>
-    <ds:schemaRef ds:uri="http://schemas.microsoft.com/office/2006/metadata/properties"/>
-    <ds:schemaRef ds:uri="http://schemas.microsoft.com/office/infopath/2007/PartnerControls"/>
-    <ds:schemaRef ds:uri="13c90a0b-73bc-4dc0-be5f-28d77b615beb"/>
-    <ds:schemaRef ds:uri="13c93bba-48ce-428c-bfe5-88b42c19b028"/>
+    <ds:schemaRef ds:uri="http://schemas.openxmlformats.org/officeDocument/2006/bibliography"/>
   </ds:schemaRefs>
 </ds:datastoreItem>
 </file>
@@ -23863,9 +24146,12 @@
 </file>
 
 <file path=customXml/itemProps3.xml><?xml version="1.0" encoding="utf-8"?>
-<ds:datastoreItem xmlns:ds="http://schemas.openxmlformats.org/officeDocument/2006/customXml" ds:itemID="{EAE431FD-7059-4C09-804B-C9D69EB7B213}">
+<ds:datastoreItem xmlns:ds="http://schemas.openxmlformats.org/officeDocument/2006/customXml" ds:itemID="{1279454D-02BE-4A9C-A117-DCD1573E2608}">
   <ds:schemaRefs>
-    <ds:schemaRef ds:uri="http://schemas.openxmlformats.org/officeDocument/2006/bibliography"/>
+    <ds:schemaRef ds:uri="http://schemas.microsoft.com/office/2006/metadata/properties"/>
+    <ds:schemaRef ds:uri="http://schemas.microsoft.com/office/infopath/2007/PartnerControls"/>
+    <ds:schemaRef ds:uri="13c90a0b-73bc-4dc0-be5f-28d77b615beb"/>
+    <ds:schemaRef ds:uri="13c93bba-48ce-428c-bfe5-88b42c19b028"/>
   </ds:schemaRefs>
 </ds:datastoreItem>
 </file>

--- a/fuentes/62360025_CF01_DU.docx
+++ b/fuentes/62360025_CF01_DU.docx
@@ -2281,8 +2281,6 @@
               <w:rPr>
                 <w:rStyle w:val="Extranjerismo"/>
                 <w:noProof/>
-                <w:color w:val="1F3864" w:themeColor="accent1" w:themeShade="80"/>
-                <w:u w:val="single"/>
               </w:rPr>
               <w:t>feeds</w:t>
             </w:r>
@@ -2332,7 +2330,7 @@
                 <w:noProof/>
                 <w:webHidden/>
               </w:rPr>
-              <w:t>61</w:t>
+              <w:t>62</w:t>
             </w:r>
             <w:r>
               <w:rPr>
@@ -5761,7 +5759,19 @@
               <w:rPr>
                 <w:b/>
               </w:rPr>
-              <w:t xml:space="preserve">Síntesis </w:t>
+              <w:t>T</w:t>
+            </w:r>
+            <w:r>
+              <w:rPr>
+                <w:b/>
+              </w:rPr>
+              <w:t>ranscripción</w:t>
+            </w:r>
+            <w:r>
+              <w:rPr>
+                <w:b/>
+              </w:rPr>
+              <w:t xml:space="preserve"> </w:t>
             </w:r>
             <w:r>
               <w:rPr>
@@ -5785,7 +5795,13 @@
           </w:tcPr>
           <w:p>
             <w:r>
-              <w:t>Las redes sociales poseen características que las diferencian de los canales tradicionales de comunicación que las convierten en herramientas estratégicas para la presencia digital de las organizaciones.</w:t>
+              <w:t>Las redes sociales poseen características que las diferencian de los canales tradicionales de comunicación</w:t>
+            </w:r>
+            <w:r>
+              <w:t>,</w:t>
+            </w:r>
+            <w:r>
+              <w:t xml:space="preserve"> que las convierten en herramientas estratégicas para la presencia digital de las organizaciones.</w:t>
             </w:r>
           </w:p>
           <w:p>
@@ -8068,7 +8084,13 @@
         <w:t>Actualizar información relevante.</w:t>
       </w:r>
       <w:r>
-        <w:t xml:space="preserve"> Mantener vigentes los contenidos y datos de interés para la audiencia, evitando información desactualizada o confusa. La actualización periódica favorece la credibilidad institucional, facilita la toma de decisiones de los usuarios y promueve.</w:t>
+        <w:t xml:space="preserve"> Mantener vigentes los contenidos y datos de interés para la audiencia, evitando información desactualizada o confusa. La actualización periódica favorece la credibilidad institucional, facilita la toma de decisiones de los usuarios y promueve</w:t>
+      </w:r>
+      <w:r>
+        <w:t xml:space="preserve"> la participación activa y el compromiso de la comunidad</w:t>
+      </w:r>
+      <w:r>
+        <w:t>.</w:t>
       </w:r>
     </w:p>
     <w:p>
@@ -8169,7 +8191,13 @@
         <w:ind w:left="993"/>
       </w:pPr>
       <w:r>
-        <w:t>Tipo de contenido: Formatos visuales, conversacionales, informativos o audiovisuales.</w:t>
+        <w:t xml:space="preserve">Tipo de contenido: </w:t>
+      </w:r>
+      <w:r>
+        <w:t>f</w:t>
+      </w:r>
+      <w:r>
+        <w:t>ormatos visuales, conversacionales, informativos o audiovisuales.</w:t>
       </w:r>
     </w:p>
     <w:p>
@@ -10401,7 +10429,42 @@
         <w:rPr>
           <w:lang w:val="es-419" w:eastAsia="es-CO"/>
         </w:rPr>
-        <w:t>"Tenemos disponibles promociones que puede revisar si desea preguntar para mañana responderemos."</w:t>
+        <w:t>"</w:t>
+      </w:r>
+      <w:r>
+        <w:t xml:space="preserve"> </w:t>
+      </w:r>
+      <w:r>
+        <w:rPr>
+          <w:lang w:val="es-419" w:eastAsia="es-CO"/>
+        </w:rPr>
+        <w:t xml:space="preserve">Tenemos </w:t>
+      </w:r>
+      <w:proofErr w:type="gramStart"/>
+      <w:r>
+        <w:rPr>
+          <w:lang w:val="es-419" w:eastAsia="es-CO"/>
+        </w:rPr>
+        <w:t>disponible promociones</w:t>
+      </w:r>
+      <w:proofErr w:type="gramEnd"/>
+      <w:r>
+        <w:rPr>
+          <w:lang w:val="es-419" w:eastAsia="es-CO"/>
+        </w:rPr>
+        <w:t xml:space="preserve"> que puede revisar si desea preguntar para mañana responderemos.</w:t>
+      </w:r>
+      <w:r>
+        <w:rPr>
+          <w:lang w:val="es-419" w:eastAsia="es-CO"/>
+        </w:rPr>
+        <w:t xml:space="preserve"> </w:t>
+      </w:r>
+      <w:r>
+        <w:rPr>
+          <w:lang w:val="es-419" w:eastAsia="es-CO"/>
+        </w:rPr>
+        <w:t>"</w:t>
       </w:r>
     </w:p>
     <w:p>
@@ -10453,7 +10516,28 @@
         <w:rPr>
           <w:lang w:val="es-419" w:eastAsia="es-CO"/>
         </w:rPr>
-        <w:t>"Las promociones está disponible hasta mañana."</w:t>
+        <w:t>"</w:t>
+      </w:r>
+      <w:r>
+        <w:t xml:space="preserve"> </w:t>
+      </w:r>
+      <w:r>
+        <w:rPr>
+          <w:lang w:val="es-419" w:eastAsia="es-CO"/>
+        </w:rPr>
+        <w:t>Las promociones están disponible hasta mañana.</w:t>
+      </w:r>
+      <w:r>
+        <w:rPr>
+          <w:lang w:val="es-419" w:eastAsia="es-CO"/>
+        </w:rPr>
+        <w:t xml:space="preserve"> </w:t>
+      </w:r>
+      <w:r>
+        <w:rPr>
+          <w:lang w:val="es-419" w:eastAsia="es-CO"/>
+        </w:rPr>
+        <w:t>"</w:t>
       </w:r>
     </w:p>
     <w:p>
@@ -12343,6 +12427,54 @@
     </w:p>
     <w:p>
       <w:pPr>
+        <w:pStyle w:val="Prrafodelista"/>
+        <w:numPr>
+          <w:ilvl w:val="0"/>
+          <w:numId w:val="39"/>
+        </w:numPr>
+        <w:ind w:left="993"/>
+        <w:rPr>
+          <w:lang w:val="es-419" w:eastAsia="es-CO"/>
+        </w:rPr>
+      </w:pPr>
+      <w:r>
+        <w:rPr>
+          <w:b/>
+          <w:bCs/>
+          <w:lang w:val="es-419" w:eastAsia="es-CO"/>
+        </w:rPr>
+        <w:t>Equilibrio de contenidos</w:t>
+      </w:r>
+      <w:r>
+        <w:rPr>
+          <w:b/>
+          <w:bCs/>
+          <w:lang w:val="es-419" w:eastAsia="es-CO"/>
+        </w:rPr>
+        <w:t>.</w:t>
+      </w:r>
+      <w:r>
+        <w:rPr>
+          <w:lang w:val="es-419" w:eastAsia="es-CO"/>
+        </w:rPr>
+        <w:t xml:space="preserve"> </w:t>
+      </w:r>
+      <w:r>
+        <w:rPr>
+          <w:lang w:val="es-419" w:eastAsia="es-CO"/>
+        </w:rPr>
+        <w:t xml:space="preserve">Combinar publicaciones informativas, educativas, promocionales y orientadas a la interacción para mantener el interés de la </w:t>
+      </w:r>
+      <w:r>
+        <w:rPr>
+          <w:lang w:val="es-419" w:eastAsia="es-CO"/>
+        </w:rPr>
+        <w:lastRenderedPageBreak/>
+        <w:t>audiencia. Esta diversidad evita la saturación de mensajes comerciales y promueve una comunicación más dinámica y valiosa para los usuarios.</w:t>
+      </w:r>
+    </w:p>
+    <w:p>
+      <w:pPr>
         <w:rPr>
           <w:lang w:val="es-419" w:eastAsia="es-CO"/>
         </w:rPr>
@@ -12360,7 +12492,6 @@
       </w:pPr>
       <w:bookmarkStart w:id="22" w:name="_Toc235542725"/>
       <w:r>
-        <w:lastRenderedPageBreak/>
         <w:t>Planeación, programación y organización de publicaciones</w:t>
       </w:r>
       <w:bookmarkEnd w:id="22"/>
@@ -12646,6 +12777,7 @@
         <w:rPr>
           <w:lang w:val="es-419" w:eastAsia="es-CO"/>
         </w:rPr>
+        <w:lastRenderedPageBreak/>
         <w:t>La planificación contribuye a mejorar la organización del trabajo, mantener coherencia comunicativa, optimizar recursos y reducir la improvisación.</w:t>
       </w:r>
     </w:p>
@@ -12696,14 +12828,7 @@
         <w:rPr>
           <w:lang w:val="es-419" w:eastAsia="es-CO"/>
         </w:rPr>
-        <w:t xml:space="preserve"> informativo corresponde al conjunto organizado de contenidos que una audiencia encuentra dentro de un entorno digital. Desde la perspectiva empresarial, su </w:t>
-      </w:r>
-      <w:r>
-        <w:rPr>
-          <w:lang w:val="es-419" w:eastAsia="es-CO"/>
-        </w:rPr>
-        <w:lastRenderedPageBreak/>
-        <w:t xml:space="preserve">construcción debe responder a criterios comunicativos y visuales alineados con los intereses del público objetivo. Para estructurar un </w:t>
+        <w:t xml:space="preserve"> informativo corresponde al conjunto organizado de contenidos que una audiencia encuentra dentro de un entorno digital. Desde la perspectiva empresarial, su construcción debe responder a criterios comunicativos y visuales alineados con los intereses del público objetivo. Para estructurar un </w:t>
       </w:r>
       <w:proofErr w:type="spellStart"/>
       <w:r>
@@ -12923,34 +13048,6 @@
         </w:rPr>
         <w:t xml:space="preserve"> bien estructurado contribuye a fortalecer la identidad digital, mejorar la percepción de organización empresarial, favorecer la interacción y generar mayor reconocimiento de marca.</w:t>
       </w:r>
-    </w:p>
-    <w:p>
-      <w:pPr>
-        <w:rPr>
-          <w:lang w:val="es-419" w:eastAsia="es-CO"/>
-        </w:rPr>
-      </w:pPr>
-    </w:p>
-    <w:p>
-      <w:pPr>
-        <w:rPr>
-          <w:lang w:val="es-419" w:eastAsia="es-CO"/>
-        </w:rPr>
-      </w:pPr>
-    </w:p>
-    <w:p>
-      <w:pPr>
-        <w:rPr>
-          <w:lang w:val="es-419" w:eastAsia="es-CO"/>
-        </w:rPr>
-      </w:pPr>
-    </w:p>
-    <w:p>
-      <w:pPr>
-        <w:rPr>
-          <w:lang w:val="es-419" w:eastAsia="es-CO"/>
-        </w:rPr>
-      </w:pPr>
     </w:p>
     <w:p>
       <w:pPr>
@@ -14954,48 +15051,29 @@
           <w:p>
             <w:pPr>
               <w:pStyle w:val="TextoTablas"/>
-              <w:rPr>
-                <w:lang w:val="es-ES"/>
+              <w:spacing w:before="0" w:after="0"/>
+              <w:rPr>
+                <w:lang w:val="es-CO"/>
               </w:rPr>
             </w:pPr>
             <w:r>
-              <w:t>P</w:t>
-            </w:r>
-            <w:r>
-              <w:t>rofesional 06</w:t>
-            </w:r>
-            <w:r>
-              <w:rPr>
-                <w:lang w:val="es-ES"/>
-              </w:rPr>
-              <w:t> </w:t>
-            </w:r>
-          </w:p>
-          <w:p>
-            <w:pPr>
-              <w:pStyle w:val="TextoTablas"/>
-              <w:rPr>
-                <w:lang w:val="es-ES"/>
-              </w:rPr>
-            </w:pPr>
-            <w:r>
+              <w:rPr>
+                <w:lang w:val="es-CO"/>
+              </w:rPr>
+              <w:t>Profesional 06</w:t>
+            </w:r>
+            <w:r>
+              <w:rPr>
+                <w:lang w:val="es-CO"/>
+              </w:rPr>
+              <w:t xml:space="preserve">. </w:t>
+            </w:r>
+            <w:r>
+              <w:rPr>
+                <w:lang w:val="es-CO"/>
+              </w:rPr>
               <w:t>Responsable Ecosistema Virtual de Recursos Educativos Digitales</w:t>
             </w:r>
-            <w:r>
-              <w:rPr>
-                <w:lang w:val="es-ES"/>
-              </w:rPr>
-              <w:t> </w:t>
-            </w:r>
-          </w:p>
-          <w:p>
-            <w:pPr>
-              <w:pStyle w:val="TextoTablas"/>
-              <w:spacing w:before="0" w:after="0"/>
-              <w:rPr>
-                <w:lang w:val="es-CO"/>
-              </w:rPr>
-            </w:pPr>
           </w:p>
         </w:tc>
         <w:tc>
@@ -16084,7 +16162,6 @@
               <w:rPr>
                 <w:lang w:val="es-CO"/>
               </w:rPr>
-              <w:lastRenderedPageBreak/>
               <w:t>Aixa Natalia Sendoya Fernández</w:t>
             </w:r>
           </w:p>
@@ -16285,6 +16362,7 @@
               <w:rPr>
                 <w:lang w:val="es-CO"/>
               </w:rPr>
+              <w:lastRenderedPageBreak/>
               <w:t>Anyerson</w:t>
             </w:r>
             <w:proofErr w:type="spellEnd"/>
@@ -23871,10 +23949,6 @@
 </file>
 
 <file path=customXml/item1.xml><?xml version="1.0" encoding="utf-8"?>
-<b:Sources xmlns:b="http://schemas.openxmlformats.org/officeDocument/2006/bibliography" xmlns="http://schemas.openxmlformats.org/officeDocument/2006/bibliography" SelectedStyle="\APASixthEditionOfficeOnline.xsl" StyleName="APA" Version="6"/>
-</file>
-
-<file path=customXml/item2.xml><?xml version="1.0" encoding="utf-8"?>
 <?mso-contentType ?>
 <FormTemplates xmlns="http://schemas.microsoft.com/sharepoint/v3/contenttype/forms">
   <Display>DocumentLibraryForm</Display>
@@ -23883,18 +23957,11 @@
 </FormTemplates>
 </file>
 
-<file path=customXml/item3.xml><?xml version="1.0" encoding="utf-8"?>
-<p:properties xmlns:p="http://schemas.microsoft.com/office/2006/metadata/properties" xmlns:xsi="http://www.w3.org/2001/XMLSchema-instance" xmlns:pc="http://schemas.microsoft.com/office/infopath/2007/PartnerControls">
-  <documentManagement>
-    <TaxCatchAll xmlns="13c90a0b-73bc-4dc0-be5f-28d77b615beb" xsi:nil="true"/>
-    <lcf76f155ced4ddcb4097134ff3c332f xmlns="13c93bba-48ce-428c-bfe5-88b42c19b028">
-      <Terms xmlns="http://schemas.microsoft.com/office/infopath/2007/PartnerControls"/>
-    </lcf76f155ced4ddcb4097134ff3c332f>
-  </documentManagement>
-</p:properties>
+<file path=customXml/item2.xml><?xml version="1.0" encoding="utf-8"?>
+<b:Sources xmlns:b="http://schemas.openxmlformats.org/officeDocument/2006/bibliography" xmlns="http://schemas.openxmlformats.org/officeDocument/2006/bibliography" SelectedStyle="\APASixthEditionOfficeOnline.xsl" StyleName="APA" Version="6"/>
 </file>
 
-<file path=customXml/item4.xml><?xml version="1.0" encoding="utf-8"?>
+<file path=customXml/item3.xml><?xml version="1.0" encoding="utf-8"?>
 <ct:contentTypeSchema xmlns:ct="http://schemas.microsoft.com/office/2006/metadata/contentType" xmlns:ma="http://schemas.microsoft.com/office/2006/metadata/properties/metaAttributes" ct:_="" ma:_="" ma:contentTypeName="Documento" ma:contentTypeID="0x0101006A81D6BD42E8DF4C91013959704817E1" ma:contentTypeVersion="15" ma:contentTypeDescription="Crear nuevo documento." ma:contentTypeScope="" ma:versionID="bf4f72ffd194f0963ff564daca6869f7">
   <xsd:schema xmlns:xsd="http://www.w3.org/2001/XMLSchema" xmlns:xs="http://www.w3.org/2001/XMLSchema" xmlns:p="http://schemas.microsoft.com/office/2006/metadata/properties" xmlns:ns2="13c90a0b-73bc-4dc0-be5f-28d77b615beb" xmlns:ns3="13c93bba-48ce-428c-bfe5-88b42c19b028" targetNamespace="http://schemas.microsoft.com/office/2006/metadata/properties" ma:root="true" ma:fieldsID="8718d6f4873a5b1392a45044efa78385" ns2:_="" ns3:_="">
     <xsd:import namespace="13c90a0b-73bc-4dc0-be5f-28d77b615beb"/>
@@ -24129,7 +24196,26 @@
 </ct:contentTypeSchema>
 </file>
 
+<file path=customXml/item4.xml><?xml version="1.0" encoding="utf-8"?>
+<p:properties xmlns:p="http://schemas.microsoft.com/office/2006/metadata/properties" xmlns:xsi="http://www.w3.org/2001/XMLSchema-instance" xmlns:pc="http://schemas.microsoft.com/office/infopath/2007/PartnerControls">
+  <documentManagement>
+    <TaxCatchAll xmlns="13c90a0b-73bc-4dc0-be5f-28d77b615beb" xsi:nil="true"/>
+    <lcf76f155ced4ddcb4097134ff3c332f xmlns="13c93bba-48ce-428c-bfe5-88b42c19b028">
+      <Terms xmlns="http://schemas.microsoft.com/office/infopath/2007/PartnerControls"/>
+    </lcf76f155ced4ddcb4097134ff3c332f>
+  </documentManagement>
+</p:properties>
+</file>
+
 <file path=customXml/itemProps1.xml><?xml version="1.0" encoding="utf-8"?>
+<ds:datastoreItem xmlns:ds="http://schemas.openxmlformats.org/officeDocument/2006/customXml" ds:itemID="{10663269-2064-4804-8290-36D4A57F5557}">
+  <ds:schemaRefs>
+    <ds:schemaRef ds:uri="http://schemas.microsoft.com/sharepoint/v3/contenttype/forms"/>
+  </ds:schemaRefs>
+</ds:datastoreItem>
+</file>
+
+<file path=customXml/itemProps2.xml><?xml version="1.0" encoding="utf-8"?>
 <ds:datastoreItem xmlns:ds="http://schemas.openxmlformats.org/officeDocument/2006/customXml" ds:itemID="{EAE431FD-7059-4C09-804B-C9D69EB7B213}">
   <ds:schemaRefs>
     <ds:schemaRef ds:uri="http://schemas.openxmlformats.org/officeDocument/2006/bibliography"/>
@@ -24137,26 +24223,7 @@
 </ds:datastoreItem>
 </file>
 
-<file path=customXml/itemProps2.xml><?xml version="1.0" encoding="utf-8"?>
-<ds:datastoreItem xmlns:ds="http://schemas.openxmlformats.org/officeDocument/2006/customXml" ds:itemID="{10663269-2064-4804-8290-36D4A57F5557}">
-  <ds:schemaRefs>
-    <ds:schemaRef ds:uri="http://schemas.microsoft.com/sharepoint/v3/contenttype/forms"/>
-  </ds:schemaRefs>
-</ds:datastoreItem>
-</file>
-
 <file path=customXml/itemProps3.xml><?xml version="1.0" encoding="utf-8"?>
-<ds:datastoreItem xmlns:ds="http://schemas.openxmlformats.org/officeDocument/2006/customXml" ds:itemID="{1279454D-02BE-4A9C-A117-DCD1573E2608}">
-  <ds:schemaRefs>
-    <ds:schemaRef ds:uri="http://schemas.microsoft.com/office/2006/metadata/properties"/>
-    <ds:schemaRef ds:uri="http://schemas.microsoft.com/office/infopath/2007/PartnerControls"/>
-    <ds:schemaRef ds:uri="13c90a0b-73bc-4dc0-be5f-28d77b615beb"/>
-    <ds:schemaRef ds:uri="13c93bba-48ce-428c-bfe5-88b42c19b028"/>
-  </ds:schemaRefs>
-</ds:datastoreItem>
-</file>
-
-<file path=customXml/itemProps4.xml><?xml version="1.0" encoding="utf-8"?>
 <ds:datastoreItem xmlns:ds="http://schemas.openxmlformats.org/officeDocument/2006/customXml" ds:itemID="{E65EE034-541B-4A9E-91EC-18E3B97A2EB2}">
   <ds:schemaRefs>
     <ds:schemaRef ds:uri="http://schemas.microsoft.com/office/2006/metadata/contentType"/>
@@ -24173,4 +24240,15 @@
     <ds:schemaRef ds:uri="http://schemas.microsoft.com/internal/obd"/>
   </ds:schemaRefs>
 </ds:datastoreItem>
+</file>
+
+<file path=customXml/itemProps4.xml><?xml version="1.0" encoding="utf-8"?>
+<ds:datastoreItem xmlns:ds="http://schemas.openxmlformats.org/officeDocument/2006/customXml" ds:itemID="{1279454D-02BE-4A9C-A117-DCD1573E2608}">
+  <ds:schemaRefs>
+    <ds:schemaRef ds:uri="http://schemas.microsoft.com/office/2006/metadata/properties"/>
+    <ds:schemaRef ds:uri="http://schemas.microsoft.com/office/infopath/2007/PartnerControls"/>
+    <ds:schemaRef ds:uri="13c90a0b-73bc-4dc0-be5f-28d77b615beb"/>
+    <ds:schemaRef ds:uri="13c93bba-48ce-428c-bfe5-88b42c19b028"/>
+  </ds:schemaRefs>
+</ds:datastoreItem>
 </file>